--- a/testakten/erbstreit-krypto-multisig-edelmann-stuttgart/08_krypto_multisig_wallet_dossier.docx
+++ b/testakten/erbstreit-krypto-multisig-edelmann-stuttgart/08_krypto_multisig_wallet_dossier.docx
@@ -1932,7 +1932,7 @@
         <w:jc w:val="left"/>
       </w:pPr>
       <w:r>
-        <w:t>Nach der deutschen Rechtslage sind Kryptowährungen als Eigentum im erbrechtlichen Sinne zu behandeln. Das Eigentumsrecht an BTC und ETH geht mit dem Tod auf die Erbengemeinschaft über (§§ 1922, 2032 BGB). Das Testament bestätigt dies ausdrücklich.</w:t>
+        <w:t>Nach der deutschen Rechtslage sind Kryptowährungen als Eigentum im erbrechtlichen Sinne zu behandeln. Das Eigentumsrecht an BTC und ETH geht mit dem Tod auf die Erbengemeinschaft über (Paragrafen 1922, 2032 BGB). Das Testament bestätigt dies ausdrücklich.</w:t>
       </w:r>
     </w:p>
     <w:p>
@@ -1970,7 +1970,7 @@
         <w:jc w:val="left"/>
       </w:pPr>
       <w:r>
-        <w:t>Constantin hat die Erbschaft ausgeschlagen. Damit ist er kein Erbe. Er hat keinerlei Verwaltungs- oder Verfügungsbefugnis über den Nachlass (§§ 1953, 2038 BGB e contrario). Sein Schlüssel #2 ist sein persönliches Eigentum; aber das Recht, ihn zur Freischaltung der Wallet zu benutzen und Gelder zu verschieben, hat er nicht. Jeder entsprechende Zugriff wäre:</w:t>
+        <w:t>Constantin hat die Erbschaft ausgeschlagen. Damit ist er kein Erbe. Er hat keinerlei Verwaltungs- oder Verfügungsbefugnis über den Nachlass (Paragrafen 1953, 2038 BGB e contrario). Sein Schlüssel #2 ist sein persönliches Eigentum; aber das Recht, ihn zur Freischaltung der Wallet zu benutzen und Gelder zu verschieben, hat er nicht. Jeder entsprechende Zugriff wäre:</w:t>
       </w:r>
     </w:p>
     <w:p>
@@ -1978,7 +1978,7 @@
         <w:pStyle w:val="ListBullet"/>
       </w:pPr>
       <w:r>
-        <w:t>Zivilrechtlich: Eingriff in das Gesamthandseigentum der Erbengemeinschaft (§ 2032 BGB), Bereicherungsanspruch (§ 812 BGB), Schadensersatz (§ 823 BGB).</w:t>
+        <w:t>Zivilrechtlich: Eingriff in das Gesamthandseigentum der Erbengemeinschaft (Paragraf 2032 BGB), Bereicherungsanspruch (Paragraf 812 BGB), Schadensersatz (Paragraf 823 BGB).</w:t>
       </w:r>
     </w:p>
     <w:p>
@@ -1986,7 +1986,7 @@
         <w:pStyle w:val="ListBullet"/>
       </w:pPr>
       <w:r>
-        <w:t>Strafrechtlich: Je nach Konstruktion — Untreue (§ 266 StGB) scheidet mangels Treueverhältnis aus; möglicherweise Unterschlagung (§ 246 StGB) oder Computerbetrug (§ 263a StGB), wenn technische Systeme manipuliert werden.</w:t>
+        <w:t>Strafrechtlich: Je nach Konstruktion — Untreue (Paragraf 266 StGB) scheidet mangels Treueverhältnis aus; möglicherweise Unterschlagung (Paragraf 246 StGB) oder Computerbetrug (Paragraf 263a StGB), wenn technische Systeme manipuliert werden.</w:t>
       </w:r>
     </w:p>
     <w:p>
